--- a/posts/logreg/index.docx
+++ b/posts/logreg/index.docx
@@ -52,7 +52,7 @@
         </w:p>
       </w:sdtContent>
     </w:sdt>
-    <w:bookmarkStart w:id="20" w:name="introduction"/>
+    <w:bookmarkStart w:id="9" w:name="introduction"/>
     <w:p>
       <w:pPr>
         <w:pStyle w:val="Heading2"/>
@@ -69,8 +69,8 @@
         <w:t xml:space="preserve">Logistic Regression is a popular classification algorithm used for binary and multi-class classification problems. Unlike Linear Regression, which is used for regression problems, Logistic Regression is used to predict categorical outcomes. In binary classification, the output is either 0 or 1, and the relationship between the input features and the outcome is modeled using a logistic function (also called the sigmoid function).</w:t>
       </w:r>
     </w:p>
-    <w:bookmarkEnd w:id="20"/>
-    <w:bookmarkStart w:id="21" w:name="what-is-logistic-regression"/>
+    <w:bookmarkEnd w:id="9"/>
+    <w:bookmarkStart w:id="10" w:name="what-is-logistic-regression"/>
     <w:p>
       <w:pPr>
         <w:pStyle w:val="Heading2"/>
@@ -109,8 +109,8 @@
         <w:t xml:space="preserve">.</w:t>
       </w:r>
     </w:p>
-    <w:bookmarkEnd w:id="21"/>
-    <w:bookmarkStart w:id="22" w:name="the-sigmoid-function"/>
+    <w:bookmarkEnd w:id="10"/>
+    <w:bookmarkStart w:id="11" w:name="the-sigmoid-function"/>
     <w:p>
       <w:pPr>
         <w:pStyle w:val="Heading2"/>
@@ -147,19 +147,21 @@
           <m:r>
             <m:t>σ</m:t>
           </m:r>
-          <m:d>
-            <m:dPr>
-              <m:begChr m:val="("/>
-              <m:sepChr m:val=""/>
-              <m:endChr m:val=")"/>
-              <m:grow/>
-            </m:dPr>
-            <m:e>
-              <m:r>
-                <m:t>z</m:t>
-              </m:r>
-            </m:e>
-          </m:d>
+          <m:r>
+            <m:rPr>
+              <m:sty m:val="p"/>
+            </m:rPr>
+            <m:t>(</m:t>
+          </m:r>
+          <m:r>
+            <m:t>z</m:t>
+          </m:r>
+          <m:r>
+            <m:rPr>
+              <m:sty m:val="p"/>
+            </m:rPr>
+            <m:t>)</m:t>
+          </m:r>
           <m:r>
             <m:rPr>
               <m:sty m:val="p"/>
@@ -250,7 +252,7 @@
         </m:r>
         <m:r>
           <m:rPr>
-            <m:sty m:val="b"/>
+            <m:sty m:val="bi"/>
           </m:rPr>
           <m:t>x</m:t>
         </m:r>
@@ -302,44 +304,46 @@
         <m:r>
           <m:t>P</m:t>
         </m:r>
-        <m:d>
-          <m:dPr>
-            <m:begChr m:val="("/>
-            <m:sepChr m:val=""/>
-            <m:endChr m:val=")"/>
-            <m:grow/>
-          </m:dPr>
-          <m:e>
-            <m:r>
-              <m:t>y</m:t>
-            </m:r>
-            <m:r>
-              <m:rPr>
-                <m:sty m:val="p"/>
-              </m:rPr>
-              <m:t>=</m:t>
-            </m:r>
-            <m:r>
-              <m:t>1</m:t>
-            </m:r>
-            <m:r>
-              <m:rPr>
-                <m:sty m:val="p"/>
-              </m:rPr>
-              <m:t>|</m:t>
-            </m:r>
-            <m:r>
-              <m:t>X</m:t>
-            </m:r>
-          </m:e>
-        </m:d>
+        <m:r>
+          <m:rPr>
+            <m:sty m:val="p"/>
+          </m:rPr>
+          <m:t>(</m:t>
+        </m:r>
+        <m:r>
+          <m:t>y</m:t>
+        </m:r>
+        <m:r>
+          <m:rPr>
+            <m:sty m:val="p"/>
+          </m:rPr>
+          <m:t>=</m:t>
+        </m:r>
+        <m:r>
+          <m:t>1</m:t>
+        </m:r>
+        <m:r>
+          <m:rPr>
+            <m:sty m:val="p"/>
+          </m:rPr>
+          <m:t>|</m:t>
+        </m:r>
+        <m:r>
+          <m:t>X</m:t>
+        </m:r>
+        <m:r>
+          <m:rPr>
+            <m:sty m:val="p"/>
+          </m:rPr>
+          <m:t>)</m:t>
+        </m:r>
       </m:oMath>
       <w:r>
         <w:t xml:space="preserve">.</w:t>
       </w:r>
     </w:p>
-    <w:bookmarkEnd w:id="22"/>
-    <w:bookmarkStart w:id="23" w:name="logistic-regression-model"/>
+    <w:bookmarkEnd w:id="11"/>
+    <w:bookmarkStart w:id="12" w:name="logistic-regression-model"/>
     <w:p>
       <w:pPr>
         <w:pStyle w:val="Heading2"/>
@@ -377,19 +381,21 @@
               </m:r>
             </m:sub>
           </m:sSub>
-          <m:d>
-            <m:dPr>
-              <m:begChr m:val="("/>
-              <m:sepChr m:val=""/>
-              <m:endChr m:val=")"/>
-              <m:grow/>
-            </m:dPr>
-            <m:e>
-              <m:r>
-                <m:t>X</m:t>
-              </m:r>
-            </m:e>
-          </m:d>
+          <m:r>
+            <m:rPr>
+              <m:sty m:val="p"/>
+            </m:rPr>
+            <m:t>(</m:t>
+          </m:r>
+          <m:r>
+            <m:t>X</m:t>
+          </m:r>
+          <m:r>
+            <m:rPr>
+              <m:sty m:val="p"/>
+            </m:rPr>
+            <m:t>)</m:t>
+          </m:r>
           <m:r>
             <m:rPr>
               <m:sty m:val="p"/>
@@ -498,8 +504,8 @@
         <w:t xml:space="preserve">is the parameter vector (weights)</w:t>
       </w:r>
     </w:p>
-    <w:bookmarkEnd w:id="23"/>
-    <w:bookmarkStart w:id="24" w:name="cost-function-for-logistic-regression"/>
+    <w:bookmarkEnd w:id="12"/>
+    <w:bookmarkStart w:id="13" w:name="cost-function-for-logistic-regression"/>
     <w:p>
       <w:pPr>
         <w:pStyle w:val="Heading2"/>
@@ -574,7 +580,7 @@
       <m:oMath>
         <m:r>
           <m:rPr>
-            <m:sty m:val="b"/>
+            <m:sty m:val="bi"/>
           </m:rPr>
           <m:t>θ</m:t>
         </m:r>
@@ -586,7 +592,7 @@
         </m:r>
         <m:r>
           <m:rPr>
-            <m:sty m:val="b"/>
+            <m:sty m:val="bi"/>
           </m:rPr>
           <m:t>x</m:t>
         </m:r>
@@ -600,8 +606,8 @@
           <m:e>
             <m:r>
               <m:rPr>
+                <m:scr m:val="double-struck"/>
                 <m:sty m:val="p"/>
-                <m:scr m:val="double-struck"/>
               </m:rPr>
               <m:t>R</m:t>
             </m:r>
@@ -648,7 +654,7 @@
       <m:oMath>
         <m:r>
           <m:rPr>
-            <m:sty m:val="b"/>
+            <m:sty m:val="bi"/>
           </m:rPr>
           <m:t>x</m:t>
         </m:r>
@@ -672,19 +678,21 @@
           <m:r>
             <m:t>l</m:t>
           </m:r>
-          <m:d>
-            <m:dPr>
-              <m:begChr m:val="("/>
-              <m:sepChr m:val=""/>
-              <m:endChr m:val=")"/>
-              <m:grow/>
-            </m:dPr>
-            <m:e>
-              <m:r>
-                <m:t>θ</m:t>
-              </m:r>
-            </m:e>
-          </m:d>
+          <m:r>
+            <m:rPr>
+              <m:sty m:val="p"/>
+            </m:rPr>
+            <m:t>(</m:t>
+          </m:r>
+          <m:r>
+            <m:t>θ</m:t>
+          </m:r>
+          <m:r>
+            <m:rPr>
+              <m:sty m:val="p"/>
+            </m:rPr>
+            <m:t>)</m:t>
+          </m:r>
           <m:r>
             <m:rPr>
               <m:sty m:val="p"/>
@@ -706,97 +714,105 @@
               </m:r>
             </m:sub>
           </m:sSub>
-          <m:d>
-            <m:dPr>
-              <m:begChr m:val="("/>
-              <m:sepChr m:val=""/>
-              <m:endChr m:val=")"/>
-              <m:grow/>
-            </m:dPr>
-            <m:e>
-              <m:r>
-                <m:rPr>
-                  <m:sty m:val="b"/>
-                </m:rPr>
-                <m:t>x</m:t>
-              </m:r>
-            </m:e>
-          </m:d>
+          <m:r>
+            <m:rPr>
+              <m:sty m:val="p"/>
+            </m:rPr>
+            <m:t>(</m:t>
+          </m:r>
+          <m:r>
+            <m:rPr>
+              <m:sty m:val="bi"/>
+            </m:rPr>
+            <m:t>x</m:t>
+          </m:r>
+          <m:r>
+            <m:rPr>
+              <m:sty m:val="p"/>
+            </m:rPr>
+            <m:t>)</m:t>
+          </m:r>
           <m:r>
             <m:rPr>
               <m:sty m:val="p"/>
             </m:rPr>
             <m:t>+</m:t>
           </m:r>
-          <m:d>
-            <m:dPr>
-              <m:begChr m:val="("/>
-              <m:sepChr m:val=""/>
-              <m:endChr m:val=")"/>
-              <m:grow/>
-            </m:dPr>
+          <m:r>
+            <m:rPr>
+              <m:sty m:val="p"/>
+            </m:rPr>
+            <m:t>(</m:t>
+          </m:r>
+          <m:r>
+            <m:t>1</m:t>
+          </m:r>
+          <m:r>
+            <m:rPr>
+              <m:sty m:val="p"/>
+            </m:rPr>
+            <m:t>−</m:t>
+          </m:r>
+          <m:r>
+            <m:t>y</m:t>
+          </m:r>
+          <m:r>
+            <m:rPr>
+              <m:sty m:val="p"/>
+            </m:rPr>
+            <m:t>)</m:t>
+          </m:r>
+          <m:r>
+            <m:rPr>
+              <m:sty m:val="p"/>
+            </m:rPr>
+            <m:t>(</m:t>
+          </m:r>
+          <m:r>
+            <m:t>1</m:t>
+          </m:r>
+          <m:r>
+            <m:rPr>
+              <m:sty m:val="p"/>
+            </m:rPr>
+            <m:t>−</m:t>
+          </m:r>
+          <m:sSub>
             <m:e>
               <m:r>
-                <m:t>1</m:t>
-              </m:r>
-              <m:r>
-                <m:rPr>
-                  <m:sty m:val="p"/>
-                </m:rPr>
-                <m:t>−</m:t>
-              </m:r>
-              <m:r>
-                <m:t>y</m:t>
+                <m:t>p</m:t>
               </m:r>
             </m:e>
-          </m:d>
-          <m:d>
-            <m:dPr>
-              <m:begChr m:val="("/>
-              <m:sepChr m:val=""/>
-              <m:endChr m:val=")"/>
-              <m:grow/>
-            </m:dPr>
-            <m:e>
+            <m:sub>
               <m:r>
-                <m:t>1</m:t>
+                <m:t>θ</m:t>
               </m:r>
-              <m:r>
-                <m:rPr>
-                  <m:sty m:val="p"/>
-                </m:rPr>
-                <m:t>−</m:t>
-              </m:r>
-              <m:sSub>
-                <m:e>
-                  <m:r>
-                    <m:t>p</m:t>
-                  </m:r>
-                </m:e>
-                <m:sub>
-                  <m:r>
-                    <m:t>θ</m:t>
-                  </m:r>
-                </m:sub>
-              </m:sSub>
-              <m:d>
-                <m:dPr>
-                  <m:begChr m:val="("/>
-                  <m:sepChr m:val=""/>
-                  <m:endChr m:val=")"/>
-                  <m:grow/>
-                </m:dPr>
-                <m:e>
-                  <m:r>
-                    <m:rPr>
-                      <m:sty m:val="b"/>
-                    </m:rPr>
-                    <m:t>x</m:t>
-                  </m:r>
-                </m:e>
-              </m:d>
-            </m:e>
-          </m:d>
+            </m:sub>
+          </m:sSub>
+          <m:r>
+            <m:rPr>
+              <m:sty m:val="p"/>
+            </m:rPr>
+            <m:t>(</m:t>
+          </m:r>
+          <m:r>
+            <m:rPr>
+              <m:sty m:val="bi"/>
+            </m:rPr>
+            <m:t>x</m:t>
+          </m:r>
+          <m:r>
+            <m:rPr>
+              <m:sty m:val="p"/>
+            </m:rPr>
+            <m:t>)</m:t>
+          </m:r>
+          <m:r>
+            <m:rPr>
+              <m:sty m:val="p"/>
+            </m:rPr>
+            <m:t>)</m:t>
+          </m:r>
         </m:oMath>
       </m:oMathPara>
     </w:p>
@@ -834,19 +850,21 @@
           <m:r>
             <m:t>L</m:t>
           </m:r>
-          <m:d>
-            <m:dPr>
-              <m:begChr m:val="("/>
-              <m:sepChr m:val=""/>
-              <m:endChr m:val=")"/>
-              <m:grow/>
-            </m:dPr>
-            <m:e>
-              <m:r>
-                <m:t>θ</m:t>
-              </m:r>
-            </m:e>
-          </m:d>
+          <m:r>
+            <m:rPr>
+              <m:sty m:val="p"/>
+            </m:rPr>
+            <m:t>(</m:t>
+          </m:r>
+          <m:r>
+            <m:t>θ</m:t>
+          </m:r>
+          <m:r>
+            <m:rPr>
+              <m:sty m:val="p"/>
+            </m:rPr>
+            <m:t>)</m:t>
+          </m:r>
           <m:r>
             <m:rPr>
               <m:sty m:val="p"/>
@@ -912,130 +930,138 @@
                       </m:r>
                     </m:sub>
                   </m:sSub>
-                  <m:d>
-                    <m:dPr>
-                      <m:begChr m:val="("/>
-                      <m:sepChr m:val=""/>
-                      <m:endChr m:val=")"/>
-                      <m:grow/>
-                    </m:dPr>
+                  <m:r>
+                    <m:rPr>
+                      <m:sty m:val="p"/>
+                    </m:rPr>
+                    <m:t>(</m:t>
+                  </m:r>
+                  <m:sSub>
                     <m:e>
-                      <m:sSub>
-                        <m:e>
-                          <m:r>
-                            <m:rPr>
-                              <m:sty m:val="b"/>
-                            </m:rPr>
-                            <m:t>x</m:t>
-                          </m:r>
-                        </m:e>
-                        <m:sub>
-                          <m:r>
-                            <m:rPr>
-                              <m:sty m:val="b"/>
-                            </m:rPr>
-                            <m:t>i</m:t>
-                          </m:r>
-                        </m:sub>
-                      </m:sSub>
+                      <m:r>
+                        <m:rPr>
+                          <m:sty m:val="bi"/>
+                        </m:rPr>
+                        <m:t>x</m:t>
+                      </m:r>
                     </m:e>
-                  </m:d>
+                    <m:sub>
+                      <m:r>
+                        <m:rPr>
+                          <m:sty m:val="bi"/>
+                        </m:rPr>
+                        <m:t>i</m:t>
+                      </m:r>
+                    </m:sub>
+                  </m:sSub>
+                  <m:r>
+                    <m:rPr>
+                      <m:sty m:val="p"/>
+                    </m:rPr>
+                    <m:t>)</m:t>
+                  </m:r>
                   <m:r>
                     <m:rPr>
                       <m:sty m:val="p"/>
                     </m:rPr>
                     <m:t>+</m:t>
                   </m:r>
-                  <m:d>
-                    <m:dPr>
-                      <m:begChr m:val="("/>
-                      <m:sepChr m:val=""/>
-                      <m:endChr m:val=")"/>
-                      <m:grow/>
-                    </m:dPr>
+                  <m:r>
+                    <m:rPr>
+                      <m:sty m:val="p"/>
+                    </m:rPr>
+                    <m:t>(</m:t>
+                  </m:r>
+                  <m:r>
+                    <m:t>1</m:t>
+                  </m:r>
+                  <m:r>
+                    <m:rPr>
+                      <m:sty m:val="p"/>
+                    </m:rPr>
+                    <m:t>−</m:t>
+                  </m:r>
+                  <m:sSub>
                     <m:e>
                       <m:r>
-                        <m:t>1</m:t>
+                        <m:t>y</m:t>
                       </m:r>
+                    </m:e>
+                    <m:sub>
+                      <m:r>
+                        <m:t>i</m:t>
+                      </m:r>
+                    </m:sub>
+                  </m:sSub>
+                  <m:r>
+                    <m:rPr>
+                      <m:sty m:val="p"/>
+                    </m:rPr>
+                    <m:t>)</m:t>
+                  </m:r>
+                  <m:r>
+                    <m:rPr>
+                      <m:sty m:val="p"/>
+                    </m:rPr>
+                    <m:t>(</m:t>
+                  </m:r>
+                  <m:r>
+                    <m:t>1</m:t>
+                  </m:r>
+                  <m:r>
+                    <m:rPr>
+                      <m:sty m:val="p"/>
+                    </m:rPr>
+                    <m:t>−</m:t>
+                  </m:r>
+                  <m:sSub>
+                    <m:e>
+                      <m:r>
+                        <m:t>p</m:t>
+                      </m:r>
+                    </m:e>
+                    <m:sub>
+                      <m:r>
+                        <m:t>θ</m:t>
+                      </m:r>
+                    </m:sub>
+                  </m:sSub>
+                  <m:r>
+                    <m:rPr>
+                      <m:sty m:val="p"/>
+                    </m:rPr>
+                    <m:t>(</m:t>
+                  </m:r>
+                  <m:sSub>
+                    <m:e>
                       <m:r>
                         <m:rPr>
-                          <m:sty m:val="p"/>
+                          <m:sty m:val="bi"/>
                         </m:rPr>
-                        <m:t>−</m:t>
+                        <m:t>x</m:t>
                       </m:r>
-                      <m:sSub>
-                        <m:e>
-                          <m:r>
-                            <m:t>y</m:t>
-                          </m:r>
-                        </m:e>
-                        <m:sub>
-                          <m:r>
-                            <m:t>i</m:t>
-                          </m:r>
-                        </m:sub>
-                      </m:sSub>
                     </m:e>
-                  </m:d>
-                  <m:d>
-                    <m:dPr>
-                      <m:begChr m:val="("/>
-                      <m:sepChr m:val=""/>
-                      <m:endChr m:val=")"/>
-                      <m:grow/>
-                    </m:dPr>
-                    <m:e>
-                      <m:r>
-                        <m:t>1</m:t>
-                      </m:r>
+                    <m:sub>
                       <m:r>
                         <m:rPr>
-                          <m:sty m:val="p"/>
+                          <m:sty m:val="bi"/>
                         </m:rPr>
-                        <m:t>−</m:t>
+                        <m:t>i</m:t>
                       </m:r>
-                      <m:sSub>
-                        <m:e>
-                          <m:r>
-                            <m:t>p</m:t>
-                          </m:r>
-                        </m:e>
-                        <m:sub>
-                          <m:r>
-                            <m:t>θ</m:t>
-                          </m:r>
-                        </m:sub>
-                      </m:sSub>
-                      <m:d>
-                        <m:dPr>
-                          <m:begChr m:val="("/>
-                          <m:sepChr m:val=""/>
-                          <m:endChr m:val=")"/>
-                          <m:grow/>
-                        </m:dPr>
-                        <m:e>
-                          <m:sSub>
-                            <m:e>
-                              <m:r>
-                                <m:rPr>
-                                  <m:sty m:val="b"/>
-                                </m:rPr>
-                                <m:t>x</m:t>
-                              </m:r>
-                            </m:e>
-                            <m:sub>
-                              <m:r>
-                                <m:rPr>
-                                  <m:sty m:val="b"/>
-                                </m:rPr>
-                                <m:t>i</m:t>
-                              </m:r>
-                            </m:sub>
-                          </m:sSub>
-                        </m:e>
-                      </m:d>
-                    </m:e>
-                  </m:d>
+                    </m:sub>
+                  </m:sSub>
+                  <m:r>
+                    <m:rPr>
+                      <m:sty m:val="p"/>
+                    </m:rPr>
+                    <m:t>)</m:t>
+                  </m:r>
+                  <m:r>
+                    <m:rPr>
+                      <m:sty m:val="p"/>
+                    </m:rPr>
+                    <m:t>)</m:t>
+                  </m:r>
                 </m:e>
               </m:d>
             </m:e>
@@ -1108,8 +1134,8 @@
           <m:e>
             <m:r>
               <m:rPr>
+                <m:scr m:val="double-struck"/>
                 <m:sty m:val="p"/>
-                <m:scr m:val="double-struck"/>
               </m:rPr>
               <m:t>R</m:t>
             </m:r>
@@ -1126,78 +1152,80 @@
           </m:rPr>
           <m:t>=</m:t>
         </m:r>
+        <m:r>
+          <m:rPr>
+            <m:sty m:val="p"/>
+          </m:rPr>
+          <m:t>(</m:t>
+        </m:r>
+        <m:sSub>
+          <m:e>
+            <m:r>
+              <m:t>θ</m:t>
+            </m:r>
+          </m:e>
+          <m:sub>
+            <m:r>
+              <m:t>1</m:t>
+            </m:r>
+          </m:sub>
+        </m:sSub>
+        <m:r>
+          <m:rPr>
+            <m:sty m:val="p"/>
+          </m:rPr>
+          <m:t>,</m:t>
+        </m:r>
+        <m:sSub>
+          <m:e>
+            <m:r>
+              <m:t>θ</m:t>
+            </m:r>
+          </m:e>
+          <m:sub>
+            <m:r>
+              <m:t>2</m:t>
+            </m:r>
+          </m:sub>
+        </m:sSub>
+        <m:r>
+          <m:rPr>
+            <m:sty m:val="p"/>
+          </m:rPr>
+          <m:t>,</m:t>
+        </m:r>
+        <m:r>
+          <m:rPr>
+            <m:sty m:val="p"/>
+          </m:rPr>
+          <m:t>⋯</m:t>
+        </m:r>
+        <m:r>
+          <m:rPr>
+            <m:sty m:val="p"/>
+          </m:rPr>
+          <m:t>,</m:t>
+        </m:r>
+        <m:sSub>
+          <m:e>
+            <m:r>
+              <m:t>θ</m:t>
+            </m:r>
+          </m:e>
+          <m:sub>
+            <m:r>
+              <m:t>d</m:t>
+            </m:r>
+          </m:sub>
+        </m:sSub>
         <m:sSup>
           <m:e>
-            <m:d>
-              <m:dPr>
-                <m:begChr m:val="("/>
-                <m:sepChr m:val=""/>
-                <m:endChr m:val=")"/>
-                <m:grow/>
-              </m:dPr>
-              <m:e>
-                <m:sSub>
-                  <m:e>
-                    <m:r>
-                      <m:t>θ</m:t>
-                    </m:r>
-                  </m:e>
-                  <m:sub>
-                    <m:r>
-                      <m:t>1</m:t>
-                    </m:r>
-                  </m:sub>
-                </m:sSub>
-                <m:r>
-                  <m:rPr>
-                    <m:sty m:val="p"/>
-                  </m:rPr>
-                  <m:t>,</m:t>
-                </m:r>
-                <m:sSub>
-                  <m:e>
-                    <m:r>
-                      <m:t>θ</m:t>
-                    </m:r>
-                  </m:e>
-                  <m:sub>
-                    <m:r>
-                      <m:t>2</m:t>
-                    </m:r>
-                  </m:sub>
-                </m:sSub>
-                <m:r>
-                  <m:rPr>
-                    <m:sty m:val="p"/>
-                  </m:rPr>
-                  <m:t>,</m:t>
-                </m:r>
-                <m:r>
-                  <m:rPr>
-                    <m:sty m:val="p"/>
-                  </m:rPr>
-                  <m:t>⋯</m:t>
-                </m:r>
-                <m:r>
-                  <m:rPr>
-                    <m:sty m:val="p"/>
-                  </m:rPr>
-                  <m:t>,</m:t>
-                </m:r>
-                <m:sSub>
-                  <m:e>
-                    <m:r>
-                      <m:t>θ</m:t>
-                    </m:r>
-                  </m:e>
-                  <m:sub>
-                    <m:r>
-                      <m:t>d</m:t>
-                    </m:r>
-                  </m:sub>
-                </m:sSub>
-              </m:e>
-            </m:d>
+            <m:r>
+              <m:rPr>
+                <m:sty m:val="p"/>
+              </m:rPr>
+              <m:t>)</m:t>
+            </m:r>
           </m:e>
           <m:sup>
             <m:r>
@@ -1227,8 +1255,8 @@
         </m:r>
         <m:r>
           <m:rPr>
+            <m:scr m:val="double-struck"/>
             <m:sty m:val="p"/>
-            <m:scr m:val="double-struck"/>
           </m:rPr>
           <m:t>R</m:t>
         </m:r>
@@ -1247,24 +1275,23 @@
         </m:oMathParaPr>
         <m:oMath>
           <m:r>
+            <m:t>ℓ</m:t>
+          </m:r>
+          <m:r>
             <m:rPr>
               <m:sty m:val="p"/>
             </m:rPr>
-            <m:t>ℓ</m:t>
-          </m:r>
-          <m:d>
-            <m:dPr>
-              <m:begChr m:val="("/>
-              <m:sepChr m:val=""/>
-              <m:endChr m:val=")"/>
-              <m:grow/>
-            </m:dPr>
-            <m:e>
-              <m:r>
-                <m:t>θ</m:t>
-              </m:r>
-            </m:e>
-          </m:d>
+            <m:t>(</m:t>
+          </m:r>
+          <m:r>
+            <m:t>θ</m:t>
+          </m:r>
+          <m:r>
+            <m:rPr>
+              <m:sty m:val="p"/>
+            </m:rPr>
+            <m:t>)</m:t>
+          </m:r>
           <m:r>
             <m:rPr>
               <m:sty m:val="p"/>
@@ -1345,121 +1372,129 @@
               </m:r>
             </m:sub>
           </m:sSub>
-          <m:d>
-            <m:dPr>
-              <m:begChr m:val="("/>
-              <m:sepChr m:val=""/>
-              <m:endChr m:val=")"/>
-              <m:grow/>
-            </m:dPr>
-            <m:e>
-              <m:r>
-                <m:rPr>
-                  <m:sty m:val="b"/>
-                </m:rPr>
-                <m:t>x</m:t>
-              </m:r>
-            </m:e>
-          </m:d>
+          <m:r>
+            <m:rPr>
+              <m:sty m:val="p"/>
+            </m:rPr>
+            <m:t>(</m:t>
+          </m:r>
+          <m:r>
+            <m:rPr>
+              <m:sty m:val="bi"/>
+            </m:rPr>
+            <m:t>x</m:t>
+          </m:r>
+          <m:r>
+            <m:rPr>
+              <m:sty m:val="p"/>
+            </m:rPr>
+            <m:t>)</m:t>
+          </m:r>
           <m:r>
             <m:rPr>
               <m:sty m:val="p"/>
             </m:rPr>
             <m:t>+</m:t>
           </m:r>
-          <m:d>
-            <m:dPr>
-              <m:begChr m:val="("/>
-              <m:sepChr m:val=""/>
-              <m:endChr m:val=")"/>
-              <m:grow/>
-            </m:dPr>
+          <m:r>
+            <m:rPr>
+              <m:sty m:val="p"/>
+            </m:rPr>
+            <m:t>(</m:t>
+          </m:r>
+          <m:r>
+            <m:t>1</m:t>
+          </m:r>
+          <m:r>
+            <m:rPr>
+              <m:sty m:val="p"/>
+            </m:rPr>
+            <m:t>−</m:t>
+          </m:r>
+          <m:sSub>
             <m:e>
               <m:r>
-                <m:t>1</m:t>
+                <m:t>y</m:t>
+              </m:r>
+            </m:e>
+            <m:sub>
+              <m:r>
+                <m:t>i</m:t>
+              </m:r>
+            </m:sub>
+          </m:sSub>
+          <m:r>
+            <m:rPr>
+              <m:sty m:val="p"/>
+            </m:rPr>
+            <m:t>)</m:t>
+          </m:r>
+          <m:r>
+            <m:rPr>
+              <m:sty m:val="p"/>
+            </m:rPr>
+            <m:t>log</m:t>
+          </m:r>
+          <m:r>
+            <m:rPr>
+              <m:sty m:val="p"/>
+            </m:rPr>
+            <m:t>(</m:t>
+          </m:r>
+          <m:r>
+            <m:t>1</m:t>
+          </m:r>
+          <m:r>
+            <m:rPr>
+              <m:sty m:val="p"/>
+            </m:rPr>
+            <m:t>−</m:t>
+          </m:r>
+          <m:sSub>
+            <m:e>
+              <m:r>
+                <m:t>p</m:t>
+              </m:r>
+            </m:e>
+            <m:sub>
+              <m:r>
+                <m:t>m</m:t>
               </m:r>
               <m:r>
                 <m:rPr>
                   <m:sty m:val="p"/>
                 </m:rPr>
-                <m:t>−</m:t>
+                <m:t>,</m:t>
               </m:r>
-              <m:sSub>
-                <m:e>
-                  <m:r>
-                    <m:t>y</m:t>
-                  </m:r>
-                </m:e>
-                <m:sub>
-                  <m:r>
-                    <m:t>i</m:t>
-                  </m:r>
-                </m:sub>
-              </m:sSub>
-            </m:e>
-          </m:d>
+              <m:r>
+                <m:t>b</m:t>
+              </m:r>
+            </m:sub>
+          </m:sSub>
           <m:r>
             <m:rPr>
               <m:sty m:val="p"/>
             </m:rPr>
-            <m:t>log</m:t>
-          </m:r>
-          <m:d>
-            <m:dPr>
-              <m:begChr m:val="("/>
-              <m:sepChr m:val=""/>
-              <m:endChr m:val=")"/>
-              <m:grow/>
-            </m:dPr>
-            <m:e>
-              <m:r>
-                <m:t>1</m:t>
-              </m:r>
-              <m:r>
-                <m:rPr>
-                  <m:sty m:val="p"/>
-                </m:rPr>
-                <m:t>−</m:t>
-              </m:r>
-              <m:sSub>
-                <m:e>
-                  <m:r>
-                    <m:t>p</m:t>
-                  </m:r>
-                </m:e>
-                <m:sub>
-                  <m:r>
-                    <m:t>m</m:t>
-                  </m:r>
-                  <m:r>
-                    <m:rPr>
-                      <m:sty m:val="p"/>
-                    </m:rPr>
-                    <m:t>,</m:t>
-                  </m:r>
-                  <m:r>
-                    <m:t>b</m:t>
-                  </m:r>
-                </m:sub>
-              </m:sSub>
-              <m:d>
-                <m:dPr>
-                  <m:begChr m:val="("/>
-                  <m:sepChr m:val=""/>
-                  <m:endChr m:val=")"/>
-                  <m:grow/>
-                </m:dPr>
-                <m:e>
-                  <m:r>
-                    <m:rPr>
-                      <m:sty m:val="b"/>
-                    </m:rPr>
-                    <m:t>x</m:t>
-                  </m:r>
-                </m:e>
-              </m:d>
-            </m:e>
-          </m:d>
+            <m:t>(</m:t>
+          </m:r>
+          <m:r>
+            <m:rPr>
+              <m:sty m:val="bi"/>
+            </m:rPr>
+            <m:t>x</m:t>
+          </m:r>
+          <m:r>
+            <m:rPr>
+              <m:sty m:val="p"/>
+            </m:rPr>
+            <m:t>)</m:t>
+          </m:r>
+          <m:r>
+            <m:rPr>
+              <m:sty m:val="p"/>
+            </m:rPr>
+            <m:t>)</m:t>
+          </m:r>
         </m:oMath>
       </m:oMathPara>
     </w:p>
@@ -1530,19 +1565,21 @@
             </m:r>
           </m:e>
           <m:sup>
-            <m:d>
-              <m:dPr>
-                <m:begChr m:val="("/>
-                <m:sepChr m:val=""/>
-                <m:endChr m:val=")"/>
-                <m:grow/>
-              </m:dPr>
-              <m:e>
-                <m:r>
-                  <m:t>i</m:t>
-                </m:r>
-              </m:e>
-            </m:d>
+            <m:r>
+              <m:rPr>
+                <m:sty m:val="p"/>
+              </m:rPr>
+              <m:t>(</m:t>
+            </m:r>
+            <m:r>
+              <m:t>i</m:t>
+            </m:r>
+            <m:r>
+              <m:rPr>
+                <m:sty m:val="p"/>
+              </m:rPr>
+              <m:t>)</m:t>
+            </m:r>
           </m:sup>
         </m:sSup>
       </m:oMath>
@@ -1625,8 +1662,8 @@
         <w:t xml:space="preserve">example</w:t>
       </w:r>
     </w:p>
-    <w:bookmarkEnd w:id="24"/>
-    <w:bookmarkStart w:id="25" w:name="gradient-descent"/>
+    <w:bookmarkEnd w:id="13"/>
+    <w:bookmarkStart w:id="14" w:name="gradient-descent"/>
     <w:p>
       <w:pPr>
         <w:pStyle w:val="Heading2"/>
@@ -1814,33 +1851,32 @@
             <m:t>∇</m:t>
           </m:r>
           <m:r>
+            <m:t>ℓ</m:t>
+          </m:r>
+          <m:r>
             <m:rPr>
               <m:sty m:val="p"/>
             </m:rPr>
-            <m:t>ℓ</m:t>
-          </m:r>
-          <m:d>
-            <m:dPr>
-              <m:begChr m:val="("/>
-              <m:sepChr m:val=""/>
-              <m:endChr m:val=")"/>
-              <m:grow/>
-            </m:dPr>
+            <m:t>(</m:t>
+          </m:r>
+          <m:sSub>
             <m:e>
-              <m:sSub>
-                <m:e>
-                  <m:r>
-                    <m:t>θ</m:t>
-                  </m:r>
-                </m:e>
-                <m:sub>
-                  <m:r>
-                    <m:t>j</m:t>
-                  </m:r>
-                </m:sub>
-              </m:sSub>
+              <m:r>
+                <m:t>θ</m:t>
+              </m:r>
             </m:e>
-          </m:d>
+            <m:sub>
+              <m:r>
+                <m:t>j</m:t>
+              </m:r>
+            </m:sub>
+          </m:sSub>
+          <m:r>
+            <m:rPr>
+              <m:sty m:val="p"/>
+            </m:rPr>
+            <m:t>)</m:t>
+          </m:r>
         </m:oMath>
       </m:oMathPara>
     </w:p>
@@ -1888,33 +1924,32 @@
           <m:t>∇</m:t>
         </m:r>
         <m:r>
+          <m:t>ℓ</m:t>
+        </m:r>
+        <m:r>
           <m:rPr>
             <m:sty m:val="p"/>
           </m:rPr>
-          <m:t>ℓ</m:t>
+          <m:t>(</m:t>
         </m:r>
-        <m:d>
-          <m:dPr>
-            <m:begChr m:val="("/>
-            <m:sepChr m:val=""/>
-            <m:endChr m:val=")"/>
-            <m:grow/>
-          </m:dPr>
+        <m:sSub>
           <m:e>
-            <m:sSub>
-              <m:e>
-                <m:r>
-                  <m:t>θ</m:t>
-                </m:r>
-              </m:e>
-              <m:sub>
-                <m:r>
-                  <m:t>j</m:t>
-                </m:r>
-              </m:sub>
-            </m:sSub>
+            <m:r>
+              <m:t>θ</m:t>
+            </m:r>
           </m:e>
-        </m:d>
+          <m:sub>
+            <m:r>
+              <m:t>j</m:t>
+            </m:r>
+          </m:sub>
+        </m:sSub>
+        <m:r>
+          <m:rPr>
+            <m:sty m:val="p"/>
+          </m:rPr>
+          <m:t>)</m:t>
+        </m:r>
       </m:oMath>
       <w:r>
         <w:t xml:space="preserve"> </w:t>
@@ -1962,24 +1997,23 @@
             <m:t>∇</m:t>
           </m:r>
           <m:r>
+            <m:t>ℓ</m:t>
+          </m:r>
+          <m:r>
             <m:rPr>
               <m:sty m:val="p"/>
             </m:rPr>
-            <m:t>ℓ</m:t>
-          </m:r>
-          <m:d>
-            <m:dPr>
-              <m:begChr m:val="("/>
-              <m:sepChr m:val=""/>
-              <m:endChr m:val=")"/>
-              <m:grow/>
-            </m:dPr>
-            <m:e>
-              <m:r>
-                <m:t>θ</m:t>
-              </m:r>
-            </m:e>
-          </m:d>
+            <m:t>(</m:t>
+          </m:r>
+          <m:r>
+            <m:t>θ</m:t>
+          </m:r>
+          <m:r>
+            <m:rPr>
+              <m:sty m:val="p"/>
+            </m:rPr>
+            <m:t>)</m:t>
+          </m:r>
           <m:r>
             <m:rPr>
               <m:sty m:val="p"/>
@@ -2120,39 +2154,17 @@
                         </m:sSub>
                       </m:e>
                     </m:nary>
-                    <m:d>
-                      <m:dPr>
-                        <m:begChr m:val="("/>
-                        <m:sepChr m:val=""/>
-                        <m:endChr m:val=")"/>
-                        <m:grow/>
-                      </m:dPr>
+                    <m:r>
+                      <m:rPr>
+                        <m:sty m:val="p"/>
+                      </m:rPr>
+                      <m:t>(</m:t>
+                    </m:r>
+                    <m:acc>
+                      <m:accPr>
+                        <m:chr m:val="̂"/>
+                      </m:accPr>
                       <m:e>
-                        <m:acc>
-                          <m:accPr>
-                            <m:chr m:val="̂"/>
-                          </m:accPr>
-                          <m:e>
-                            <m:sSub>
-                              <m:e>
-                                <m:r>
-                                  <m:t>y</m:t>
-                                </m:r>
-                              </m:e>
-                              <m:sub>
-                                <m:r>
-                                  <m:t>i</m:t>
-                                </m:r>
-                              </m:sub>
-                            </m:sSub>
-                          </m:e>
-                        </m:acc>
-                        <m:r>
-                          <m:rPr>
-                            <m:sty m:val="p"/>
-                          </m:rPr>
-                          <m:t>−</m:t>
-                        </m:r>
                         <m:sSub>
                           <m:e>
                             <m:r>
@@ -2166,7 +2178,31 @@
                           </m:sub>
                         </m:sSub>
                       </m:e>
-                    </m:d>
+                    </m:acc>
+                    <m:r>
+                      <m:rPr>
+                        <m:sty m:val="p"/>
+                      </m:rPr>
+                      <m:t>−</m:t>
+                    </m:r>
+                    <m:sSub>
+                      <m:e>
+                        <m:r>
+                          <m:t>y</m:t>
+                        </m:r>
+                      </m:e>
+                      <m:sub>
+                        <m:r>
+                          <m:t>i</m:t>
+                        </m:r>
+                      </m:sub>
+                    </m:sSub>
+                    <m:r>
+                      <m:rPr>
+                        <m:sty m:val="p"/>
+                      </m:rPr>
+                      <m:t>)</m:t>
+                    </m:r>
                   </m:e>
                 </m:mr>
               </m:m>
@@ -2210,7 +2246,7 @@
                           <m:e>
                             <m:r>
                               <m:rPr>
-                                <m:sty m:val="b"/>
+                                <m:sty m:val="bi"/>
                               </m:rPr>
                               <m:t>y</m:t>
                             </m:r>
@@ -2233,7 +2269,7 @@
                       <m:e>
                         <m:r>
                           <m:rPr>
-                            <m:sty m:val="b"/>
+                            <m:sty m:val="bi"/>
                           </m:rPr>
                           <m:t>y</m:t>
                         </m:r>
@@ -2252,7 +2288,7 @@
                       <m:e>
                         <m:r>
                           <m:rPr>
-                            <m:sty m:val="b"/>
+                            <m:sty m:val="bi"/>
                           </m:rPr>
                           <m:t>x</m:t>
                         </m:r>
@@ -2260,7 +2296,7 @@
                       <m:sub>
                         <m:r>
                           <m:rPr>
-                            <m:sty m:val="b"/>
+                            <m:sty m:val="bi"/>
                           </m:rPr>
                           <m:t>i</m:t>
                         </m:r>
@@ -2272,50 +2308,22 @@
                       </m:rPr>
                       <m:t>⋅</m:t>
                     </m:r>
-                    <m:d>
-                      <m:dPr>
-                        <m:begChr m:val="("/>
-                        <m:sepChr m:val=""/>
-                        <m:endChr m:val=")"/>
-                        <m:grow/>
-                      </m:dPr>
+                    <m:r>
+                      <m:rPr>
+                        <m:sty m:val="p"/>
+                      </m:rPr>
+                      <m:t>(</m:t>
+                    </m:r>
+                    <m:acc>
+                      <m:accPr>
+                        <m:chr m:val="̂"/>
+                      </m:accPr>
                       <m:e>
-                        <m:acc>
-                          <m:accPr>
-                            <m:chr m:val="̂"/>
-                          </m:accPr>
-                          <m:e>
-                            <m:sSub>
-                              <m:e>
-                                <m:r>
-                                  <m:rPr>
-                                    <m:sty m:val="b"/>
-                                  </m:rPr>
-                                  <m:t>y</m:t>
-                                </m:r>
-                              </m:e>
-                              <m:sub>
-                                <m:r>
-                                  <m:rPr>
-                                    <m:sty m:val="b"/>
-                                  </m:rPr>
-                                  <m:t>i</m:t>
-                                </m:r>
-                              </m:sub>
-                            </m:sSub>
-                          </m:e>
-                        </m:acc>
-                        <m:r>
-                          <m:rPr>
-                            <m:sty m:val="p"/>
-                          </m:rPr>
-                          <m:t>−</m:t>
-                        </m:r>
                         <m:sSub>
                           <m:e>
                             <m:r>
                               <m:rPr>
-                                <m:sty m:val="b"/>
+                                <m:sty m:val="bi"/>
                               </m:rPr>
                               <m:t>y</m:t>
                             </m:r>
@@ -2323,14 +2331,44 @@
                           <m:sub>
                             <m:r>
                               <m:rPr>
-                                <m:sty m:val="b"/>
+                                <m:sty m:val="bi"/>
                               </m:rPr>
                               <m:t>i</m:t>
                             </m:r>
                           </m:sub>
                         </m:sSub>
                       </m:e>
-                    </m:d>
+                    </m:acc>
+                    <m:r>
+                      <m:rPr>
+                        <m:sty m:val="p"/>
+                      </m:rPr>
+                      <m:t>−</m:t>
+                    </m:r>
+                    <m:sSub>
+                      <m:e>
+                        <m:r>
+                          <m:rPr>
+                            <m:sty m:val="bi"/>
+                          </m:rPr>
+                          <m:t>y</m:t>
+                        </m:r>
+                      </m:e>
+                      <m:sub>
+                        <m:r>
+                          <m:rPr>
+                            <m:sty m:val="bi"/>
+                          </m:rPr>
+                          <m:t>i</m:t>
+                        </m:r>
+                      </m:sub>
+                    </m:sSub>
+                    <m:r>
+                      <m:rPr>
+                        <m:sty m:val="p"/>
+                      </m:rPr>
+                      <m:t>)</m:t>
+                    </m:r>
                   </m:e>
                 </m:mr>
               </m:m>
@@ -2354,59 +2392,61 @@
               </m:r>
             </m:sup>
           </m:sSup>
-          <m:d>
-            <m:dPr>
-              <m:begChr m:val="("/>
-              <m:sepChr m:val=""/>
-              <m:endChr m:val=")"/>
-              <m:grow/>
-            </m:dPr>
+          <m:r>
+            <m:rPr>
+              <m:sty m:val="p"/>
+            </m:rPr>
+            <m:t>(</m:t>
+          </m:r>
+          <m:sSub>
             <m:e>
-              <m:sSub>
-                <m:e>
-                  <m:acc>
-                    <m:accPr>
-                      <m:chr m:val="̂"/>
-                    </m:accPr>
-                    <m:e>
-                      <m:r>
-                        <m:rPr>
-                          <m:sty m:val="b"/>
-                        </m:rPr>
-                        <m:t>y</m:t>
-                      </m:r>
-                    </m:e>
-                  </m:acc>
-                </m:e>
-                <m:sub>
-                  <m:r>
-                    <m:t>i</m:t>
-                  </m:r>
-                </m:sub>
-              </m:sSub>
-              <m:r>
-                <m:rPr>
-                  <m:sty m:val="p"/>
-                </m:rPr>
-                <m:t>−</m:t>
-              </m:r>
-              <m:sSub>
+              <m:acc>
+                <m:accPr>
+                  <m:chr m:val="̂"/>
+                </m:accPr>
                 <m:e>
                   <m:r>
                     <m:rPr>
-                      <m:sty m:val="b"/>
+                      <m:sty m:val="bi"/>
                     </m:rPr>
                     <m:t>y</m:t>
                   </m:r>
                 </m:e>
-                <m:sub>
-                  <m:r>
-                    <m:t>i</m:t>
-                  </m:r>
-                </m:sub>
-              </m:sSub>
+              </m:acc>
             </m:e>
-          </m:d>
+            <m:sub>
+              <m:r>
+                <m:t>i</m:t>
+              </m:r>
+            </m:sub>
+          </m:sSub>
+          <m:r>
+            <m:rPr>
+              <m:sty m:val="p"/>
+            </m:rPr>
+            <m:t>−</m:t>
+          </m:r>
+          <m:sSub>
+            <m:e>
+              <m:r>
+                <m:rPr>
+                  <m:sty m:val="bi"/>
+                </m:rPr>
+                <m:t>y</m:t>
+              </m:r>
+            </m:e>
+            <m:sub>
+              <m:r>
+                <m:t>i</m:t>
+              </m:r>
+            </m:sub>
+          </m:sSub>
+          <m:r>
+            <m:rPr>
+              <m:sty m:val="p"/>
+            </m:rPr>
+            <m:t>)</m:t>
+          </m:r>
           <m:r>
             <m:rPr>
               <m:sty m:val="p"/>
@@ -2425,58 +2465,62 @@
               </m:r>
             </m:sup>
           </m:sSup>
-          <m:d>
-            <m:dPr>
-              <m:begChr m:val="("/>
-              <m:sepChr m:val=""/>
-              <m:endChr m:val=")"/>
-              <m:grow/>
-            </m:dPr>
+          <m:r>
+            <m:rPr>
+              <m:sty m:val="p"/>
+            </m:rPr>
+            <m:t>(</m:t>
+          </m:r>
+          <m:r>
+            <m:t>σ</m:t>
+          </m:r>
+          <m:r>
+            <m:rPr>
+              <m:sty m:val="p"/>
+            </m:rPr>
+            <m:t>(</m:t>
+          </m:r>
+          <m:r>
+            <m:t>X</m:t>
+          </m:r>
+          <m:acc>
+            <m:accPr>
+              <m:chr m:val="⃗"/>
+            </m:accPr>
             <m:e>
               <m:r>
-                <m:t>σ</m:t>
+                <m:t>θ</m:t>
               </m:r>
-              <m:d>
-                <m:dPr>
-                  <m:begChr m:val="("/>
-                  <m:sepChr m:val=""/>
-                  <m:endChr m:val=")"/>
-                  <m:grow/>
-                </m:dPr>
-                <m:e>
-                  <m:r>
-                    <m:t>X</m:t>
-                  </m:r>
-                  <m:acc>
-                    <m:accPr>
-                      <m:chr m:val="⃗"/>
-                    </m:accPr>
-                    <m:e>
-                      <m:r>
-                        <m:t>θ</m:t>
-                      </m:r>
-                    </m:e>
-                  </m:acc>
-                </m:e>
-              </m:d>
+            </m:e>
+          </m:acc>
+          <m:r>
+            <m:rPr>
+              <m:sty m:val="p"/>
+            </m:rPr>
+            <m:t>)</m:t>
+          </m:r>
+          <m:r>
+            <m:rPr>
+              <m:sty m:val="p"/>
+            </m:rPr>
+            <m:t>−</m:t>
+          </m:r>
+          <m:acc>
+            <m:accPr>
+              <m:chr m:val="⃗"/>
+            </m:accPr>
+            <m:e>
               <m:r>
-                <m:rPr>
-                  <m:sty m:val="p"/>
-                </m:rPr>
-                <m:t>−</m:t>
+                <m:t>y</m:t>
               </m:r>
-              <m:acc>
-                <m:accPr>
-                  <m:chr m:val="⃗"/>
-                </m:accPr>
-                <m:e>
-                  <m:r>
-                    <m:t>y</m:t>
-                  </m:r>
-                </m:e>
-              </m:acc>
             </m:e>
-          </m:d>
+          </m:acc>
+          <m:r>
+            <m:rPr>
+              <m:sty m:val="p"/>
+            </m:rPr>
+            <m:t>)</m:t>
+          </m:r>
         </m:oMath>
       </m:oMathPara>
     </w:p>
@@ -2487,8 +2531,8 @@
         </w:pict>
       </w:r>
     </w:p>
-    <w:bookmarkEnd w:id="25"/>
-    <w:bookmarkStart w:id="26" w:name="python-code-implementation-from-scratch"/>
+    <w:bookmarkEnd w:id="14"/>
+    <w:bookmarkStart w:id="15" w:name="python-code-implementation-from-scratch"/>
     <w:p>
       <w:pPr>
         <w:pStyle w:val="Heading2"/>
@@ -4400,8 +4444,8 @@
         <w:t xml:space="preserve">0.96</w:t>
       </w:r>
     </w:p>
-    <w:bookmarkEnd w:id="26"/>
-    <w:bookmarkStart w:id="28" w:name="references"/>
+    <w:bookmarkEnd w:id="15"/>
+    <w:bookmarkStart w:id="17" w:name="references"/>
     <w:p>
       <w:pPr>
         <w:pStyle w:val="Heading2"/>
@@ -4757,8 +4801,8 @@
         <w:t xml:space="preserve"> </w:t>
       </w:r>
     </w:p>
-    <w:bookmarkStart w:id="27" w:name="fb-root"/>
-    <w:bookmarkEnd w:id="27"/>
+    <w:bookmarkStart w:id="16" w:name="fb-root"/>
+    <w:bookmarkEnd w:id="16"/>
     <w:p>
       <w:r>
         <w:pict>
@@ -4778,7 +4822,7 @@
         <w:t xml:space="preserve">You may also like</w:t>
       </w:r>
     </w:p>
-    <w:bookmarkEnd w:id="28"/>
+    <w:bookmarkEnd w:id="17"/>
     <w:sectPr>
       <w:footnotePr>
         <w:numRestart w:val="eachSect"/>
@@ -5018,10 +5062,10 @@
   <w:docDefaults>
     <w:rPrDefault>
       <w:rPr>
-        <w:rFonts w:asciiTheme="minorHAnsi" w:cstheme="minorBidi" w:eastAsiaTheme="minorHAnsi" w:hAnsiTheme="minorHAnsi"/>
+        <w:rFonts w:asciiTheme="minorHAnsi" w:cstheme="minorBidi" w:eastAsiaTheme="minorEastAsia" w:hAnsiTheme="minorHAnsi"/>
         <w:sz w:val="24"/>
         <w:szCs w:val="24"/>
-        <w:lang w:bidi="ar-SA" w:eastAsia="en-US" w:val="en-US"/>
+        <w:lang w:bidi="ar-SA" w:eastAsia="zh-CN" w:val="en-US"/>
       </w:rPr>
     </w:rPrDefault>
     <w:pPrDefault>
@@ -5562,13 +5606,6 @@
       </w:tblCellMar>
     </w:tblPr>
     <w:tblStylePr w:type="firstRow">
-      <w:tblPr>
-        <w:jc w:val="left"/>
-        <w:tblInd w:type="dxa" w:w="0"/>
-      </w:tblPr>
-      <w:trPr>
-        <w:jc w:val="left"/>
-      </w:trPr>
       <w:tcPr>
         <w:tcBorders>
           <w:bottom w:val="single"/>

--- a/posts/logreg/index.docx
+++ b/posts/logreg/index.docx
@@ -4285,7 +4285,7 @@
         <w:rPr>
           <w:rStyle w:val="VerbatimChar"/>
         </w:rPr>
-        <w:t xml:space="preserve">0.91</w:t>
+        <w:t xml:space="preserve">0.92</w:t>
       </w:r>
     </w:p>
     <w:p>

--- a/posts/logreg/index.docx
+++ b/posts/logreg/index.docx
@@ -4285,7 +4285,7 @@
         <w:rPr>
           <w:rStyle w:val="VerbatimChar"/>
         </w:rPr>
-        <w:t xml:space="preserve">0.92</w:t>
+        <w:t xml:space="preserve">0.91</w:t>
       </w:r>
     </w:p>
     <w:p>

--- a/posts/logreg/index.docx
+++ b/posts/logreg/index.docx
@@ -4445,7 +4445,7 @@
       </w:r>
     </w:p>
     <w:bookmarkEnd w:id="15"/>
-    <w:bookmarkStart w:id="17" w:name="references"/>
+    <w:bookmarkStart w:id="16" w:name="references"/>
     <w:p>
       <w:pPr>
         <w:pStyle w:val="Heading2"/>
@@ -4751,59 +4751,6 @@
       </w:r>
     </w:p>
     <w:p>
-      <w:pPr>
-        <w:pStyle w:val="FirstParagraph"/>
-      </w:pPr>
-      <w:r>
-        <w:rPr>
-          <w:b/>
-          <w:bCs/>
-        </w:rPr>
-        <w:t xml:space="preserve">Share on</w:t>
-      </w:r>
-    </w:p>
-    <w:p>
-      <w:pPr>
-        <w:pStyle w:val="BodyText"/>
-      </w:pPr>
-    </w:p>
-    <w:p>
-      <w:pPr>
-        <w:pStyle w:val="BodyText"/>
-      </w:pPr>
-      <w:r>
-        <w:t xml:space="preserve"> </w:t>
-      </w:r>
-    </w:p>
-    <w:p>
-      <w:pPr>
-        <w:pStyle w:val="BodyText"/>
-      </w:pPr>
-    </w:p>
-    <w:p>
-      <w:pPr>
-        <w:pStyle w:val="BodyText"/>
-      </w:pPr>
-      <w:r>
-        <w:t xml:space="preserve"> </w:t>
-      </w:r>
-    </w:p>
-    <w:p>
-      <w:pPr>
-        <w:pStyle w:val="BodyText"/>
-      </w:pPr>
-    </w:p>
-    <w:p>
-      <w:pPr>
-        <w:pStyle w:val="BodyText"/>
-      </w:pPr>
-      <w:r>
-        <w:t xml:space="preserve"> </w:t>
-      </w:r>
-    </w:p>
-    <w:bookmarkStart w:id="16" w:name="fb-root"/>
-    <w:bookmarkEnd w:id="16"/>
-    <w:p>
       <w:r>
         <w:pict>
           <v:rect style="width:0;height:1.5pt" o:hralign="center" o:hrstd="t" o:hr="t"/>
@@ -4822,7 +4769,7 @@
         <w:t xml:space="preserve">You may also like</w:t>
       </w:r>
     </w:p>
-    <w:bookmarkEnd w:id="17"/>
+    <w:bookmarkEnd w:id="16"/>
     <w:sectPr>
       <w:footnotePr>
         <w:numRestart w:val="eachSect"/>
